--- a/docpac_29200326/MOCTI Test 1.docx
+++ b/docpac_29200326/MOCTI Test 1.docx
@@ -180,13 +180,7 @@
           </w:tcPr>
           <w:p>
             <w:r>
-              <w:t>Susan</w:t>
-            </w:r>
-            <w:r>
-              <w:t xml:space="preserve"> </w:t>
-            </w:r>
-            <w:r>
-              <w:t>Grandma</w:t>
+              <w:t>Susan Grandma</w:t>
             </w:r>
           </w:p>
         </w:tc>
@@ -245,10 +239,7 @@
           </w:tcPr>
           <w:p>
             <w:r>
-              <w:t>B. Spears – Oops!... I Did It Again</w:t>
-            </w:r>
-            <w:r>
-              <w:t xml:space="preserve"> CD</w:t>
+              <w:t>B. Spears – Oops!... I Did It Again CD</w:t>
             </w:r>
           </w:p>
         </w:tc>
@@ -268,13 +259,7 @@
           </w:tcPr>
           <w:p>
             <w:r>
-              <w:t>1</w:t>
-            </w:r>
-            <w:r>
-              <w:t>3</w:t>
-            </w:r>
-            <w:r>
-              <w:t>.99</w:t>
+              <w:t>13.99</w:t>
             </w:r>
           </w:p>
         </w:tc>
@@ -286,10 +271,7 @@
           </w:tcPr>
           <w:p>
             <w:r>
-              <w:t>Usher – Confessions</w:t>
-            </w:r>
-            <w:r>
-              <w:t xml:space="preserve"> CD</w:t>
+              <w:t>Usher – Confessions CD</w:t>
             </w:r>
           </w:p>
         </w:tc>
@@ -309,10 +291,7 @@
           </w:tcPr>
           <w:p>
             <w:r>
-              <w:t>9</w:t>
-            </w:r>
-            <w:r>
-              <w:t>.99</w:t>
+              <w:t>9.99</w:t>
             </w:r>
           </w:p>
         </w:tc>
@@ -384,16 +363,7 @@
           </w:tcPr>
           <w:p>
             <w:r>
-              <w:t>Eminem</w:t>
-            </w:r>
-            <w:r>
-              <w:t xml:space="preserve"> – </w:t>
-            </w:r>
-            <w:r>
-              <w:t>The Eminem Show</w:t>
-            </w:r>
-            <w:r>
-              <w:t xml:space="preserve"> CD</w:t>
+              <w:t>Eminem – The Eminem Show CD</w:t>
             </w:r>
           </w:p>
         </w:tc>
@@ -413,13 +383,7 @@
           </w:tcPr>
           <w:p>
             <w:r>
-              <w:t>1</w:t>
-            </w:r>
-            <w:r>
-              <w:t>5</w:t>
-            </w:r>
-            <w:r>
-              <w:t>.99</w:t>
+              <w:t>15.99</w:t>
             </w:r>
           </w:p>
         </w:tc>
@@ -436,10 +400,7 @@
             </w:r>
             <w:proofErr w:type="spellEnd"/>
             <w:r>
-              <w:t xml:space="preserve"> Park – Hybrid Theory</w:t>
-            </w:r>
-            <w:r>
-              <w:t xml:space="preserve"> CD</w:t>
+              <w:t xml:space="preserve"> Park – Hybrid Theory CD</w:t>
             </w:r>
           </w:p>
         </w:tc>
@@ -848,12 +809,17 @@
       </w:r>
     </w:p>
     <w:p>
+      <w:r>
+        <w:br w:type="page"/>
+      </w:r>
+    </w:p>
+    <w:p>
       <w:pPr>
         <w:pStyle w:val="Heading1"/>
       </w:pPr>
       <w:r>
         <w:lastRenderedPageBreak/>
-        <w:t>The Easy Way</w:t>
+        <w:t>Write the Program with csv-parser</w:t>
       </w:r>
     </w:p>
     <w:p>
@@ -861,11 +827,55 @@
         <w:pStyle w:val="ListParagraph"/>
         <w:numPr>
           <w:ilvl w:val="0"/>
-          <w:numId w:val="2"/>
-        </w:numPr>
-      </w:pPr>
-      <w:r>
-        <w:t>Install and import a CSV parsing module</w:t>
+          <w:numId w:val="4"/>
+        </w:numPr>
+      </w:pPr>
+      <w:r>
+        <w:t>Make the CSV</w:t>
+      </w:r>
+    </w:p>
+    <w:p>
+      <w:pPr>
+        <w:pStyle w:val="ListParagraph"/>
+        <w:numPr>
+          <w:ilvl w:val="1"/>
+          <w:numId w:val="4"/>
+        </w:numPr>
+      </w:pPr>
+      <w:r>
+        <w:t>First row is the Headers. These will be the names of the properties for the imported data objects</w:t>
+      </w:r>
+    </w:p>
+    <w:p>
+      <w:pPr>
+        <w:pStyle w:val="ListParagraph"/>
+        <w:numPr>
+          <w:ilvl w:val="1"/>
+          <w:numId w:val="4"/>
+        </w:numPr>
+      </w:pPr>
+      <w:r>
+        <w:t>Each Item must have the name and address of the person ordering it</w:t>
+      </w:r>
+    </w:p>
+    <w:p>
+      <w:pPr>
+        <w:pStyle w:val="ListParagraph"/>
+        <w:numPr>
+          <w:ilvl w:val="2"/>
+          <w:numId w:val="4"/>
+        </w:numPr>
+      </w:pPr>
+      <w:r>
+        <w:t xml:space="preserve">If this was a SQL database, this would be an Item table with </w:t>
+      </w:r>
+      <w:proofErr w:type="gramStart"/>
+      <w:r>
+        <w:t>a</w:t>
+      </w:r>
+      <w:proofErr w:type="gramEnd"/>
+      <w:r>
+        <w:t xml:space="preserve"> ID reference to the order information table, but we only have one “table” to work with.</w:t>
       </w:r>
     </w:p>
     <w:p>
@@ -873,19 +883,24 @@
         <w:pStyle w:val="ListParagraph"/>
         <w:numPr>
           <w:ilvl w:val="0"/>
-          <w:numId w:val="2"/>
-        </w:numPr>
-      </w:pPr>
-      <w:r>
-        <w:t>Open the CSV and use the CSV parsing module to create an object from the data</w:t>
-      </w:r>
-    </w:p>
-    <w:p>
-      <w:pPr>
-        <w:pStyle w:val="Heading1"/>
-      </w:pPr>
-      <w:r>
-        <w:t>The Hard Way</w:t>
+          <w:numId w:val="4"/>
+        </w:numPr>
+      </w:pPr>
+      <w:proofErr w:type="spellStart"/>
+      <w:r>
+        <w:t>npm</w:t>
+      </w:r>
+      <w:proofErr w:type="spellEnd"/>
+      <w:r>
+        <w:t xml:space="preserve"> </w:t>
+      </w:r>
+      <w:proofErr w:type="spellStart"/>
+      <w:r>
+        <w:t>i</w:t>
+      </w:r>
+      <w:proofErr w:type="spellEnd"/>
+      <w:r>
+        <w:t xml:space="preserve"> csv-parser (not csv-parse)</w:t>
       </w:r>
     </w:p>
     <w:p>
@@ -893,11 +908,11 @@
         <w:pStyle w:val="ListParagraph"/>
         <w:numPr>
           <w:ilvl w:val="0"/>
-          <w:numId w:val="3"/>
-        </w:numPr>
-      </w:pPr>
-      <w:r>
-        <w:t>Open the CSV file and read the data</w:t>
+          <w:numId w:val="4"/>
+        </w:numPr>
+      </w:pPr>
+      <w:r>
+        <w:t>Copy the first code block example in the csv-parser documentation from csv-parser into app.js</w:t>
       </w:r>
     </w:p>
     <w:p>
@@ -905,11 +920,11 @@
         <w:pStyle w:val="ListParagraph"/>
         <w:numPr>
           <w:ilvl w:val="0"/>
-          <w:numId w:val="3"/>
-        </w:numPr>
-      </w:pPr>
-      <w:r>
-        <w:t>Convert the data to a string using the correct character encoding (probably UTF-8 or UTF-16)</w:t>
+          <w:numId w:val="4"/>
+        </w:numPr>
+      </w:pPr>
+      <w:r>
+        <w:t>Change the “results” variable to “orders” everywhere it appears, for clarity</w:t>
       </w:r>
     </w:p>
     <w:p>
@@ -917,11 +932,341 @@
         <w:pStyle w:val="ListParagraph"/>
         <w:numPr>
           <w:ilvl w:val="0"/>
-          <w:numId w:val="3"/>
-        </w:numPr>
-      </w:pPr>
-      <w:r>
-        <w:t>Split the string by newline characters (‘\n’) to get the rows</w:t>
+          <w:numId w:val="4"/>
+        </w:numPr>
+      </w:pPr>
+      <w:proofErr w:type="gramStart"/>
+      <w:r>
+        <w:t>Expand .on</w:t>
+      </w:r>
+      <w:proofErr w:type="gramEnd"/>
+      <w:r>
+        <w:t>(‘data’, ()=&gt;{}) callback:</w:t>
+      </w:r>
+    </w:p>
+    <w:p>
+      <w:pPr>
+        <w:pStyle w:val="ListParagraph"/>
+        <w:numPr>
+          <w:ilvl w:val="1"/>
+          <w:numId w:val="4"/>
+        </w:numPr>
+      </w:pPr>
+      <w:r>
+        <w:t>Each time a row is read, it is saved to the data object</w:t>
+      </w:r>
+    </w:p>
+    <w:p>
+      <w:pPr>
+        <w:pStyle w:val="ListParagraph"/>
+        <w:numPr>
+          <w:ilvl w:val="1"/>
+          <w:numId w:val="4"/>
+        </w:numPr>
+      </w:pPr>
+      <w:r>
+        <w:t>If this is the first order, or the name doesn’t match the last order in the list, push a new order object to the orders list (Name, Address, empty Items list)</w:t>
+      </w:r>
+    </w:p>
+    <w:p>
+      <w:pPr>
+        <w:pStyle w:val="ListParagraph"/>
+        <w:numPr>
+          <w:ilvl w:val="2"/>
+          <w:numId w:val="4"/>
+        </w:numPr>
+      </w:pPr>
+      <w:r>
+        <w:t xml:space="preserve">You can see how many items are in the list with </w:t>
+      </w:r>
+      <w:proofErr w:type="spellStart"/>
+      <w:proofErr w:type="gramStart"/>
+      <w:r>
+        <w:t>orders.length</w:t>
+      </w:r>
+      <w:proofErr w:type="spellEnd"/>
+      <w:proofErr w:type="gramEnd"/>
+    </w:p>
+    <w:p>
+      <w:pPr>
+        <w:pStyle w:val="ListParagraph"/>
+        <w:numPr>
+          <w:ilvl w:val="2"/>
+          <w:numId w:val="4"/>
+        </w:numPr>
+      </w:pPr>
+      <w:r>
+        <w:t xml:space="preserve">You can get the last order in the orders list by subtracting one from the </w:t>
+      </w:r>
+      <w:proofErr w:type="spellStart"/>
+      <w:proofErr w:type="gramStart"/>
+      <w:r>
+        <w:t>orders.length</w:t>
+      </w:r>
+      <w:proofErr w:type="spellEnd"/>
+      <w:proofErr w:type="gramEnd"/>
+      <w:r>
+        <w:t xml:space="preserve"> and using that as an index ( orders[</w:t>
+      </w:r>
+      <w:proofErr w:type="spellStart"/>
+      <w:r>
+        <w:t>orders.length</w:t>
+      </w:r>
+      <w:proofErr w:type="spellEnd"/>
+      <w:r>
+        <w:t xml:space="preserve"> - 1] )</w:t>
+      </w:r>
+    </w:p>
+    <w:p>
+      <w:pPr>
+        <w:pStyle w:val="ListParagraph"/>
+        <w:numPr>
+          <w:ilvl w:val="2"/>
+          <w:numId w:val="4"/>
+        </w:numPr>
+      </w:pPr>
+      <w:r>
+        <w:t>You can get the name of the current data object with data.name (or whatever you called the name header in your csv)</w:t>
+      </w:r>
+    </w:p>
+    <w:p>
+      <w:pPr>
+        <w:pStyle w:val="ListParagraph"/>
+        <w:numPr>
+          <w:ilvl w:val="2"/>
+          <w:numId w:val="4"/>
+        </w:numPr>
+      </w:pPr>
+      <w:r>
+        <w:t xml:space="preserve">Look at how to use </w:t>
+      </w:r>
+      <w:proofErr w:type="gramStart"/>
+      <w:r>
+        <w:t>push(</w:t>
+      </w:r>
+      <w:proofErr w:type="gramEnd"/>
+      <w:r>
+        <w:t>) in the docs</w:t>
+      </w:r>
+    </w:p>
+    <w:p>
+      <w:pPr>
+        <w:pStyle w:val="ListParagraph"/>
+        <w:numPr>
+          <w:ilvl w:val="2"/>
+          <w:numId w:val="4"/>
+        </w:numPr>
+      </w:pPr>
+      <w:r>
+        <w:t>Just push a temporary object like this:</w:t>
+      </w:r>
+    </w:p>
+    <w:p>
+      <w:pPr>
+        <w:spacing w:after="0"/>
+        <w:ind w:left="1980"/>
+      </w:pPr>
+      <w:r>
+        <w:t>{</w:t>
+      </w:r>
+    </w:p>
+    <w:p>
+      <w:pPr>
+        <w:spacing w:after="0"/>
+        <w:ind w:left="1980"/>
+      </w:pPr>
+      <w:r>
+        <w:t xml:space="preserve">    name: data.name,</w:t>
+      </w:r>
+    </w:p>
+    <w:p>
+      <w:pPr>
+        <w:spacing w:after="0"/>
+        <w:ind w:left="1980"/>
+      </w:pPr>
+      <w:r>
+        <w:t xml:space="preserve">    address: </w:t>
+      </w:r>
+      <w:proofErr w:type="spellStart"/>
+      <w:proofErr w:type="gramStart"/>
+      <w:r>
+        <w:t>data.address</w:t>
+      </w:r>
+      <w:proofErr w:type="spellEnd"/>
+      <w:proofErr w:type="gramEnd"/>
+      <w:r>
+        <w:t>,</w:t>
+      </w:r>
+    </w:p>
+    <w:p>
+      <w:pPr>
+        <w:spacing w:after="0"/>
+        <w:ind w:left="1980"/>
+      </w:pPr>
+      <w:r>
+        <w:t xml:space="preserve">    items: []</w:t>
+      </w:r>
+    </w:p>
+    <w:p>
+      <w:pPr>
+        <w:spacing w:after="0"/>
+        <w:ind w:left="1980"/>
+      </w:pPr>
+      <w:r>
+        <w:t>}</w:t>
+      </w:r>
+    </w:p>
+    <w:p>
+      <w:pPr>
+        <w:pStyle w:val="ListParagraph"/>
+        <w:numPr>
+          <w:ilvl w:val="1"/>
+          <w:numId w:val="4"/>
+        </w:numPr>
+      </w:pPr>
+      <w:r>
+        <w:t>After the if statement, the last order in the list should always be the correct one, so we can just push the item in this row to the last order in the order list’s item list</w:t>
+      </w:r>
+    </w:p>
+    <w:p>
+      <w:pPr>
+        <w:pStyle w:val="ListParagraph"/>
+        <w:numPr>
+          <w:ilvl w:val="2"/>
+          <w:numId w:val="4"/>
+        </w:numPr>
+      </w:pPr>
+      <w:proofErr w:type="gramStart"/>
+      <w:r>
+        <w:t>orders[</w:t>
+      </w:r>
+      <w:proofErr w:type="spellStart"/>
+      <w:proofErr w:type="gramEnd"/>
+      <w:r>
+        <w:t>orders.length</w:t>
+      </w:r>
+      <w:proofErr w:type="spellEnd"/>
+      <w:r>
+        <w:t xml:space="preserve"> - 1]</w:t>
+      </w:r>
+      <w:r>
+        <w:t xml:space="preserve"> to get the last order</w:t>
+      </w:r>
+    </w:p>
+    <w:p>
+      <w:pPr>
+        <w:pStyle w:val="ListParagraph"/>
+        <w:numPr>
+          <w:ilvl w:val="2"/>
+          <w:numId w:val="4"/>
+        </w:numPr>
+      </w:pPr>
+      <w:proofErr w:type="gramStart"/>
+      <w:r>
+        <w:t>.items</w:t>
+      </w:r>
+      <w:proofErr w:type="gramEnd"/>
+      <w:r>
+        <w:t xml:space="preserve"> to select the items list of that order</w:t>
+      </w:r>
+    </w:p>
+    <w:p>
+      <w:pPr>
+        <w:pStyle w:val="ListParagraph"/>
+        <w:numPr>
+          <w:ilvl w:val="2"/>
+          <w:numId w:val="4"/>
+        </w:numPr>
+      </w:pPr>
+      <w:proofErr w:type="gramStart"/>
+      <w:r>
+        <w:t>.push</w:t>
+      </w:r>
+      <w:proofErr w:type="gramEnd"/>
+      <w:r>
+        <w:t>() to add to that items list</w:t>
+      </w:r>
+    </w:p>
+    <w:p>
+      <w:pPr>
+        <w:pStyle w:val="ListParagraph"/>
+        <w:numPr>
+          <w:ilvl w:val="2"/>
+          <w:numId w:val="4"/>
+        </w:numPr>
+      </w:pPr>
+      <w:r>
+        <w:t>temporary object with all properties needed from the data row</w:t>
+      </w:r>
+    </w:p>
+    <w:p>
+      <w:pPr>
+        <w:spacing w:after="0"/>
+        <w:ind w:left="1980"/>
+      </w:pPr>
+      <w:r>
+        <w:t>{</w:t>
+      </w:r>
+    </w:p>
+    <w:p>
+      <w:pPr>
+        <w:spacing w:after="0"/>
+        <w:ind w:left="1980"/>
+      </w:pPr>
+      <w:r>
+        <w:t xml:space="preserve">    item: </w:t>
+      </w:r>
+      <w:proofErr w:type="spellStart"/>
+      <w:proofErr w:type="gramStart"/>
+      <w:r>
+        <w:t>data.item</w:t>
+      </w:r>
+      <w:proofErr w:type="spellEnd"/>
+      <w:proofErr w:type="gramEnd"/>
+      <w:r>
+        <w:t>,</w:t>
+      </w:r>
+    </w:p>
+    <w:p>
+      <w:pPr>
+        <w:spacing w:after="0"/>
+        <w:ind w:left="1980"/>
+      </w:pPr>
+      <w:r>
+        <w:t xml:space="preserve">    qty: </w:t>
+      </w:r>
+      <w:proofErr w:type="spellStart"/>
+      <w:r>
+        <w:t>data.qty</w:t>
+      </w:r>
+      <w:proofErr w:type="spellEnd"/>
+      <w:r>
+        <w:t>,</w:t>
+      </w:r>
+    </w:p>
+    <w:p>
+      <w:pPr>
+        <w:spacing w:after="0"/>
+        <w:ind w:left="1980"/>
+      </w:pPr>
+      <w:r>
+        <w:t xml:space="preserve">    price: </w:t>
+      </w:r>
+      <w:proofErr w:type="spellStart"/>
+      <w:proofErr w:type="gramStart"/>
+      <w:r>
+        <w:t>data.price</w:t>
+      </w:r>
+      <w:proofErr w:type="spellEnd"/>
+      <w:proofErr w:type="gramEnd"/>
+    </w:p>
+    <w:p>
+      <w:pPr>
+        <w:spacing w:after="0"/>
+        <w:ind w:left="1980"/>
+      </w:pPr>
+      <w:r>
+        <w:t>}</w:t>
       </w:r>
     </w:p>
     <w:p>
@@ -929,11 +1274,19 @@
         <w:pStyle w:val="ListParagraph"/>
         <w:numPr>
           <w:ilvl w:val="0"/>
-          <w:numId w:val="3"/>
-        </w:numPr>
-      </w:pPr>
-      <w:r>
-        <w:t>For each row:</w:t>
+          <w:numId w:val="4"/>
+        </w:numPr>
+      </w:pPr>
+      <w:r>
+        <w:t xml:space="preserve">Then in </w:t>
+      </w:r>
+      <w:proofErr w:type="gramStart"/>
+      <w:r>
+        <w:t>the .on</w:t>
+      </w:r>
+      <w:proofErr w:type="gramEnd"/>
+      <w:r>
+        <w:t>(‘end’, ()=&gt;{}) callback:</w:t>
       </w:r>
     </w:p>
     <w:p>
@@ -941,11 +1294,167 @@
         <w:pStyle w:val="ListParagraph"/>
         <w:numPr>
           <w:ilvl w:val="1"/>
-          <w:numId w:val="3"/>
-        </w:numPr>
-      </w:pPr>
-      <w:r>
-        <w:t>Split the row by commas</w:t>
+          <w:numId w:val="4"/>
+        </w:numPr>
+      </w:pPr>
+      <w:r>
+        <w:t>For each order of the orders list:</w:t>
+      </w:r>
+    </w:p>
+    <w:p>
+      <w:pPr>
+        <w:pStyle w:val="ListParagraph"/>
+        <w:numPr>
+          <w:ilvl w:val="2"/>
+          <w:numId w:val="4"/>
+        </w:numPr>
+      </w:pPr>
+      <w:r>
+        <w:t xml:space="preserve">Create the subtotal, </w:t>
+      </w:r>
+      <w:proofErr w:type="spellStart"/>
+      <w:r>
+        <w:t>salesTax</w:t>
+      </w:r>
+      <w:proofErr w:type="spellEnd"/>
+      <w:r>
+        <w:t xml:space="preserve">, shipping, and </w:t>
+      </w:r>
+      <w:proofErr w:type="spellStart"/>
+      <w:r>
+        <w:t>grandTotal</w:t>
+      </w:r>
+      <w:proofErr w:type="spellEnd"/>
+      <w:r>
+        <w:t xml:space="preserve"> variables, all starting at 0</w:t>
+      </w:r>
+    </w:p>
+    <w:p>
+      <w:pPr>
+        <w:pStyle w:val="ListParagraph"/>
+        <w:numPr>
+          <w:ilvl w:val="2"/>
+          <w:numId w:val="4"/>
+        </w:numPr>
+      </w:pPr>
+      <w:r>
+        <w:t>Log the Name header and the order’s name on one line</w:t>
+      </w:r>
+    </w:p>
+    <w:p>
+      <w:pPr>
+        <w:pStyle w:val="ListParagraph"/>
+        <w:numPr>
+          <w:ilvl w:val="3"/>
+          <w:numId w:val="4"/>
+        </w:numPr>
+      </w:pPr>
+      <w:r>
+        <w:t>`Name:\t${</w:t>
+      </w:r>
+      <w:proofErr w:type="gramStart"/>
+      <w:r>
+        <w:t>order.name}`</w:t>
+      </w:r>
+      <w:proofErr w:type="gramEnd"/>
+      <w:r>
+        <w:t xml:space="preserve"> Make sure you use backticks, ${}, and \t</w:t>
+      </w:r>
+    </w:p>
+    <w:p>
+      <w:pPr>
+        <w:pStyle w:val="ListParagraph"/>
+        <w:numPr>
+          <w:ilvl w:val="2"/>
+          <w:numId w:val="4"/>
+        </w:numPr>
+      </w:pPr>
+      <w:r>
+        <w:t>Log the Address the same way</w:t>
+      </w:r>
+    </w:p>
+    <w:p>
+      <w:pPr>
+        <w:pStyle w:val="ListParagraph"/>
+        <w:numPr>
+          <w:ilvl w:val="2"/>
+          <w:numId w:val="4"/>
+        </w:numPr>
+      </w:pPr>
+      <w:r>
+        <w:t>Create the table header</w:t>
+      </w:r>
+    </w:p>
+    <w:p>
+      <w:pPr>
+        <w:pStyle w:val="ListParagraph"/>
+        <w:numPr>
+          <w:ilvl w:val="3"/>
+          <w:numId w:val="4"/>
+        </w:numPr>
+      </w:pPr>
+      <w:r>
+        <w:t>`</w:t>
+      </w:r>
+      <w:r>
+        <w:t>QTY</w:t>
+      </w:r>
+      <w:r>
+        <w:t>\</w:t>
+      </w:r>
+      <w:proofErr w:type="spellStart"/>
+      <w:r>
+        <w:t>t</w:t>
+      </w:r>
+      <w:r>
+        <w:t>P</w:t>
+      </w:r>
+      <w:r>
+        <w:t>rice</w:t>
+      </w:r>
+      <w:proofErr w:type="spellEnd"/>
+      <w:r>
+        <w:t>\t\</w:t>
+      </w:r>
+      <w:proofErr w:type="spellStart"/>
+      <w:r>
+        <w:t>tTotal</w:t>
+      </w:r>
+      <w:proofErr w:type="spellEnd"/>
+      <w:r>
+        <w:t>\</w:t>
+      </w:r>
+      <w:proofErr w:type="spellStart"/>
+      <w:r>
+        <w:t>tItem</w:t>
+      </w:r>
+      <w:proofErr w:type="spellEnd"/>
+      <w:r>
+        <w:t>`</w:t>
+      </w:r>
+    </w:p>
+    <w:p>
+      <w:pPr>
+        <w:pStyle w:val="ListParagraph"/>
+        <w:numPr>
+          <w:ilvl w:val="3"/>
+          <w:numId w:val="4"/>
+        </w:numPr>
+      </w:pPr>
+      <w:r>
+        <w:t>You will need to play around with the \t’s to get it aligned</w:t>
+      </w:r>
+    </w:p>
+    <w:p>
+      <w:pPr>
+        <w:pStyle w:val="ListParagraph"/>
+        <w:numPr>
+          <w:ilvl w:val="3"/>
+          <w:numId w:val="4"/>
+        </w:numPr>
+      </w:pPr>
+      <w:r>
+        <w:t>Since the item name could be any size, put it at the end to line up the table better</w:t>
       </w:r>
     </w:p>
     <w:p>
@@ -953,11 +1462,48 @@
         <w:pStyle w:val="ListParagraph"/>
         <w:numPr>
           <w:ilvl w:val="1"/>
-          <w:numId w:val="3"/>
-        </w:numPr>
-      </w:pPr>
-      <w:r>
-        <w:t>If this is the first row, or the customer name does not match the previous customer name, create a new order object</w:t>
+          <w:numId w:val="4"/>
+        </w:numPr>
+      </w:pPr>
+      <w:r>
+        <w:t>Then, still inside that for loop, create another for loop for each item of the order’s items list</w:t>
+      </w:r>
+    </w:p>
+    <w:p>
+      <w:pPr>
+        <w:pStyle w:val="ListParagraph"/>
+        <w:numPr>
+          <w:ilvl w:val="2"/>
+          <w:numId w:val="4"/>
+        </w:numPr>
+      </w:pPr>
+      <w:r>
+        <w:lastRenderedPageBreak/>
+        <w:t>Calculate the item’s total by multiplying the item’s qty by the item’s price, and saving it to a new property in the item called total</w:t>
+      </w:r>
+    </w:p>
+    <w:p>
+      <w:pPr>
+        <w:pStyle w:val="ListParagraph"/>
+        <w:numPr>
+          <w:ilvl w:val="2"/>
+          <w:numId w:val="4"/>
+        </w:numPr>
+      </w:pPr>
+      <w:r>
+        <w:t>Add the item’s total to the subtotal</w:t>
+      </w:r>
+    </w:p>
+    <w:p>
+      <w:pPr>
+        <w:pStyle w:val="ListParagraph"/>
+        <w:numPr>
+          <w:ilvl w:val="2"/>
+          <w:numId w:val="4"/>
+        </w:numPr>
+      </w:pPr>
+      <w:r>
+        <w:t>Log the item name, item qty, and the item’s total so it lines up with the table headers you made earlier</w:t>
       </w:r>
     </w:p>
     <w:p>
@@ -965,34 +1511,188 @@
         <w:pStyle w:val="ListParagraph"/>
         <w:numPr>
           <w:ilvl w:val="1"/>
-          <w:numId w:val="3"/>
-        </w:numPr>
-      </w:pPr>
-      <w:r>
-        <w:t xml:space="preserve">Otherwise, add this item to </w:t>
-      </w:r>
-      <w:r>
-        <w:t>the previous order</w:t>
-      </w:r>
-    </w:p>
-    <w:p>
-      <w:pPr>
-        <w:pStyle w:val="Heading1"/>
-      </w:pPr>
-      <w:r>
-        <w:t>Then…</w:t>
-      </w:r>
+          <w:numId w:val="4"/>
+        </w:numPr>
+      </w:pPr>
+      <w:r>
+        <w:t>Log the Subtotal header and the order’s subtotal on one line</w:t>
+      </w:r>
+    </w:p>
+    <w:p>
+      <w:pPr>
+        <w:pStyle w:val="ListParagraph"/>
+        <w:numPr>
+          <w:ilvl w:val="2"/>
+          <w:numId w:val="4"/>
+        </w:numPr>
+      </w:pPr>
+      <w:r>
+        <w:t>The same way you logged the order Name and Address earlier, except now you need to begin with more tabs so the prices all align in the table</w:t>
+      </w:r>
+    </w:p>
+    <w:p>
+      <w:pPr>
+        <w:pStyle w:val="ListParagraph"/>
+        <w:numPr>
+          <w:ilvl w:val="1"/>
+          <w:numId w:val="4"/>
+        </w:numPr>
+      </w:pPr>
+      <w:r>
+        <w:t xml:space="preserve">Update the </w:t>
+      </w:r>
+      <w:proofErr w:type="spellStart"/>
+      <w:r>
+        <w:t>salesTax</w:t>
+      </w:r>
+      <w:proofErr w:type="spellEnd"/>
+      <w:r>
+        <w:t xml:space="preserve"> variable to the subtotal times 0.06 and log it the same way you did the subtotal</w:t>
+      </w:r>
+    </w:p>
+    <w:p>
+      <w:pPr>
+        <w:pStyle w:val="ListParagraph"/>
+        <w:numPr>
+          <w:ilvl w:val="2"/>
+          <w:numId w:val="4"/>
+        </w:numPr>
+      </w:pPr>
+      <w:r>
+        <w:t xml:space="preserve">Used </w:t>
+      </w:r>
+      <w:proofErr w:type="spellStart"/>
+      <w:proofErr w:type="gramStart"/>
+      <w:r>
+        <w:t>toFixed</w:t>
+      </w:r>
+      <w:proofErr w:type="spellEnd"/>
+      <w:r>
+        <w:t>(</w:t>
+      </w:r>
+      <w:proofErr w:type="gramEnd"/>
+      <w:r>
+        <w:t>) to truncate the number at the second decimal place. See the docs for info</w:t>
+      </w:r>
+    </w:p>
+    <w:p>
+      <w:pPr>
+        <w:pStyle w:val="ListParagraph"/>
+        <w:numPr>
+          <w:ilvl w:val="2"/>
+          <w:numId w:val="4"/>
+        </w:numPr>
+      </w:pPr>
+      <w:proofErr w:type="spellStart"/>
+      <w:proofErr w:type="gramStart"/>
+      <w:r>
+        <w:t>toFixed</w:t>
+      </w:r>
+      <w:proofErr w:type="spellEnd"/>
+      <w:r>
+        <w:t>(</w:t>
+      </w:r>
+      <w:proofErr w:type="gramEnd"/>
+      <w:r>
+        <w:t>) seems to convert to a string, so use Number() to change it back</w:t>
+      </w:r>
+    </w:p>
+    <w:p>
+      <w:pPr>
+        <w:pStyle w:val="ListParagraph"/>
+        <w:numPr>
+          <w:ilvl w:val="1"/>
+          <w:numId w:val="4"/>
+        </w:numPr>
+      </w:pPr>
+      <w:r>
+        <w:t xml:space="preserve">Use an if statement to see if the subtotal is 50 or less, change the shipping to 10.00 </w:t>
+      </w:r>
+    </w:p>
+    <w:p>
+      <w:pPr>
+        <w:pStyle w:val="ListParagraph"/>
+        <w:numPr>
+          <w:ilvl w:val="1"/>
+          <w:numId w:val="4"/>
+        </w:numPr>
+      </w:pPr>
+      <w:r>
+        <w:t xml:space="preserve">Log the shipping the same way you did the </w:t>
+      </w:r>
+      <w:proofErr w:type="spellStart"/>
+      <w:r>
+        <w:t>salesTax</w:t>
+      </w:r>
+      <w:proofErr w:type="spellEnd"/>
+    </w:p>
+    <w:p>
+      <w:pPr>
+        <w:pStyle w:val="ListParagraph"/>
+        <w:numPr>
+          <w:ilvl w:val="1"/>
+          <w:numId w:val="4"/>
+        </w:numPr>
+      </w:pPr>
+      <w:r>
+        <w:t xml:space="preserve">Update the </w:t>
+      </w:r>
+      <w:proofErr w:type="spellStart"/>
+      <w:r>
+        <w:t>grandTotal</w:t>
+      </w:r>
+      <w:proofErr w:type="spellEnd"/>
+      <w:r>
+        <w:t xml:space="preserve"> by adding the subtotal, </w:t>
+      </w:r>
+      <w:proofErr w:type="spellStart"/>
+      <w:r>
+        <w:t>salesTax</w:t>
+      </w:r>
+      <w:proofErr w:type="spellEnd"/>
+      <w:r>
+        <w:t>, and shipping</w:t>
+      </w:r>
+    </w:p>
+    <w:p>
+      <w:pPr>
+        <w:pStyle w:val="ListParagraph"/>
+        <w:numPr>
+          <w:ilvl w:val="1"/>
+          <w:numId w:val="4"/>
+        </w:numPr>
+      </w:pPr>
+      <w:r>
+        <w:t xml:space="preserve">Log the shipping the same way you did the </w:t>
+      </w:r>
+      <w:proofErr w:type="spellStart"/>
+      <w:r>
+        <w:t>salesTax</w:t>
+      </w:r>
+      <w:proofErr w:type="spellEnd"/>
     </w:p>
     <w:p>
       <w:pPr>
         <w:pStyle w:val="ListParagraph"/>
         <w:numPr>
           <w:ilvl w:val="0"/>
-          <w:numId w:val="2"/>
-        </w:numPr>
-      </w:pPr>
-      <w:r>
-        <w:t>For each order:</w:t>
+          <w:numId w:val="4"/>
+        </w:numPr>
+      </w:pPr>
+      <w:r>
+        <w:t>Run the program and test. The for loops of this program will handle everything.</w:t>
+      </w:r>
+    </w:p>
+    <w:p>
+      <w:pPr>
+        <w:pStyle w:val="ListParagraph"/>
+        <w:numPr>
+          <w:ilvl w:val="0"/>
+          <w:numId w:val="4"/>
+        </w:numPr>
+      </w:pPr>
+      <w:r>
+        <w:t>There are NO BONUS POINTS FOR STYLE!</w:t>
       </w:r>
     </w:p>
     <w:p>
@@ -1000,38 +1700,11 @@
         <w:pStyle w:val="ListParagraph"/>
         <w:numPr>
           <w:ilvl w:val="1"/>
-          <w:numId w:val="2"/>
-        </w:numPr>
-      </w:pPr>
-      <w:r>
-        <w:t>For each item:</w:t>
-      </w:r>
-    </w:p>
-    <w:p>
-      <w:pPr>
-        <w:pStyle w:val="ListParagraph"/>
-        <w:numPr>
-          <w:ilvl w:val="2"/>
-          <w:numId w:val="2"/>
-        </w:numPr>
-      </w:pPr>
-      <w:r>
-        <w:t>Remove the “$” if it is in the price</w:t>
-      </w:r>
-    </w:p>
-    <w:p>
-      <w:pPr>
-        <w:pStyle w:val="ListParagraph"/>
-        <w:numPr>
-          <w:ilvl w:val="2"/>
-          <w:numId w:val="2"/>
-        </w:numPr>
-      </w:pPr>
-      <w:r>
-        <w:t>Calculate the total cost</w:t>
-      </w:r>
-      <w:r>
-        <w:t xml:space="preserve"> (price times quantity)</w:t>
+          <w:numId w:val="4"/>
+        </w:numPr>
+      </w:pPr>
+      <w:r>
+        <w:t>You do not have to be a programmer. You just have to achieve this task.</w:t>
       </w:r>
     </w:p>
     <w:p>
@@ -1039,11 +1712,11 @@
         <w:pStyle w:val="ListParagraph"/>
         <w:numPr>
           <w:ilvl w:val="1"/>
-          <w:numId w:val="2"/>
-        </w:numPr>
-      </w:pPr>
-      <w:r>
-        <w:t>Calculate the subtotal (costs of all items combined)</w:t>
+          <w:numId w:val="4"/>
+        </w:numPr>
+      </w:pPr>
+      <w:r>
+        <w:t>Everything you add on is just more you stand to forget in the test</w:t>
       </w:r>
     </w:p>
     <w:p>
@@ -1051,23 +1724,11 @@
         <w:pStyle w:val="ListParagraph"/>
         <w:numPr>
           <w:ilvl w:val="1"/>
-          <w:numId w:val="2"/>
-        </w:numPr>
-      </w:pPr>
-      <w:r>
-        <w:t>Calculate the sales tax (6% of the subtotal)</w:t>
-      </w:r>
-    </w:p>
-    <w:p>
-      <w:pPr>
-        <w:pStyle w:val="ListParagraph"/>
-        <w:numPr>
-          <w:ilvl w:val="2"/>
-          <w:numId w:val="2"/>
-        </w:numPr>
-      </w:pPr>
-      <w:r>
-        <w:t>Truncate or round to the nearest penny</w:t>
+          <w:numId w:val="4"/>
+        </w:numPr>
+      </w:pPr>
+      <w:r>
+        <w:t>Data validation and error catching are not needed. The program will always run exactly the same each time because you made the data.</w:t>
       </w:r>
     </w:p>
     <w:p>
@@ -1075,40 +1736,57 @@
         <w:pStyle w:val="ListParagraph"/>
         <w:numPr>
           <w:ilvl w:val="1"/>
-          <w:numId w:val="2"/>
-        </w:numPr>
-      </w:pPr>
-      <w:r>
-        <w:t>Calculate shipping</w:t>
+          <w:numId w:val="4"/>
+        </w:numPr>
+      </w:pPr>
+      <w:r>
+        <w:t>No need for classes. Temporary objects are fine</w:t>
+      </w:r>
+    </w:p>
+    <w:p>
+      <w:pPr>
+        <w:pStyle w:val="ListParagraph"/>
+        <w:numPr>
+          <w:ilvl w:val="1"/>
+          <w:numId w:val="4"/>
+        </w:numPr>
+      </w:pPr>
+      <w:r>
+        <w:t xml:space="preserve">No need for functions or constants. Everything in this program only happens once </w:t>
+      </w:r>
+      <w:proofErr w:type="gramStart"/>
+      <w:r>
+        <w:t>and in a loop</w:t>
+      </w:r>
+      <w:proofErr w:type="gramEnd"/>
+    </w:p>
+    <w:p>
+      <w:pPr>
+        <w:pStyle w:val="ListParagraph"/>
+        <w:numPr>
+          <w:ilvl w:val="1"/>
+          <w:numId w:val="4"/>
+        </w:numPr>
+      </w:pPr>
+      <w:r>
+        <w:t>fs and csv-par</w:t>
       </w:r>
       <w:bookmarkStart w:id="0" w:name="_GoBack"/>
       <w:bookmarkEnd w:id="0"/>
+      <w:r>
+        <w:t>ser are the only required libraries</w:t>
+      </w:r>
     </w:p>
     <w:p>
       <w:pPr>
         <w:pStyle w:val="ListParagraph"/>
         <w:numPr>
           <w:ilvl w:val="2"/>
-          <w:numId w:val="2"/>
-        </w:numPr>
-      </w:pPr>
-      <w:r>
-        <w:t xml:space="preserve">If the order is less than $50, </w:t>
-      </w:r>
-      <w:r>
-        <w:t>shipping is $10</w:t>
-      </w:r>
-    </w:p>
-    <w:p>
-      <w:pPr>
-        <w:pStyle w:val="ListParagraph"/>
-        <w:numPr>
-          <w:ilvl w:val="2"/>
-          <w:numId w:val="2"/>
-        </w:numPr>
-      </w:pPr>
-      <w:r>
-        <w:t>Otherwise, shipping is free</w:t>
+          <w:numId w:val="4"/>
+        </w:numPr>
+      </w:pPr>
+      <w:r>
+        <w:t>You can safely ignore everything in csv-parser that is not in the documented example. Just make your first row of your csv the proper headers and the default settings will handle it</w:t>
       </w:r>
     </w:p>
     <w:p>
@@ -1116,47 +1794,11 @@
         <w:pStyle w:val="ListParagraph"/>
         <w:numPr>
           <w:ilvl w:val="1"/>
-          <w:numId w:val="2"/>
-        </w:numPr>
-      </w:pPr>
-      <w:r>
-        <w:t>Calculate Grand Total</w:t>
-      </w:r>
-    </w:p>
-    <w:p>
-      <w:pPr>
-        <w:pStyle w:val="ListParagraph"/>
-        <w:numPr>
-          <w:ilvl w:val="2"/>
-          <w:numId w:val="2"/>
-        </w:numPr>
-      </w:pPr>
-      <w:r>
-        <w:t>Subtotal + Sales Tax + Shipping</w:t>
-      </w:r>
-    </w:p>
-    <w:p>
-      <w:pPr>
-        <w:pStyle w:val="ListParagraph"/>
-        <w:numPr>
-          <w:ilvl w:val="1"/>
-          <w:numId w:val="2"/>
-        </w:numPr>
-      </w:pPr>
-      <w:r>
-        <w:t>Output as a text-based table</w:t>
-      </w:r>
-    </w:p>
-    <w:p>
-      <w:pPr>
-        <w:pStyle w:val="ListParagraph"/>
-        <w:numPr>
-          <w:ilvl w:val="2"/>
-          <w:numId w:val="2"/>
-        </w:numPr>
-      </w:pPr>
-      <w:r>
-        <w:t>Use \t and \n to format</w:t>
+          <w:numId w:val="4"/>
+        </w:numPr>
+      </w:pPr>
+      <w:r>
+        <w:t>There are a ton of docs you have access to, but most will not be needed. They are red herrings for the evaluators. Just do this process.</w:t>
       </w:r>
     </w:p>
     <w:p>
@@ -1183,15 +1825,15 @@
         <w:tblLook w:val="04A0" w:firstRow="1" w:lastRow="0" w:firstColumn="1" w:lastColumn="0" w:noHBand="0" w:noVBand="1"/>
       </w:tblPr>
       <w:tblGrid>
-        <w:gridCol w:w="2965"/>
+        <w:gridCol w:w="985"/>
         <w:gridCol w:w="2160"/>
-        <w:gridCol w:w="2160"/>
-        <w:gridCol w:w="2065"/>
+        <w:gridCol w:w="1080"/>
+        <w:gridCol w:w="3330"/>
       </w:tblGrid>
       <w:tr>
         <w:tc>
           <w:tcPr>
-            <w:tcW w:w="2965" w:type="dxa"/>
+            <w:tcW w:w="985" w:type="dxa"/>
           </w:tcPr>
           <w:p>
             <w:pPr>
@@ -1240,7 +1882,7 @@
         </w:tc>
         <w:tc>
           <w:tcPr>
-            <w:tcW w:w="2160" w:type="dxa"/>
+            <w:tcW w:w="1080" w:type="dxa"/>
           </w:tcPr>
           <w:p>
             <w:pPr>
@@ -1253,7 +1895,7 @@
         </w:tc>
         <w:tc>
           <w:tcPr>
-            <w:tcW w:w="2065" w:type="dxa"/>
+            <w:tcW w:w="3330" w:type="dxa"/>
           </w:tcPr>
           <w:p>
             <w:pPr>
@@ -1268,7 +1910,7 @@
       <w:tr>
         <w:tc>
           <w:tcPr>
-            <w:tcW w:w="2965" w:type="dxa"/>
+            <w:tcW w:w="985" w:type="dxa"/>
           </w:tcPr>
           <w:p>
             <w:pPr>
@@ -1308,7 +1950,7 @@
         </w:tc>
         <w:tc>
           <w:tcPr>
-            <w:tcW w:w="2160" w:type="dxa"/>
+            <w:tcW w:w="1080" w:type="dxa"/>
           </w:tcPr>
           <w:p>
             <w:pPr>
@@ -1321,7 +1963,7 @@
         </w:tc>
         <w:tc>
           <w:tcPr>
-            <w:tcW w:w="2065" w:type="dxa"/>
+            <w:tcW w:w="3330" w:type="dxa"/>
           </w:tcPr>
           <w:p>
             <w:pPr>
@@ -1336,7 +1978,7 @@
       <w:tr>
         <w:tc>
           <w:tcPr>
-            <w:tcW w:w="2965" w:type="dxa"/>
+            <w:tcW w:w="985" w:type="dxa"/>
           </w:tcPr>
           <w:p>
             <w:pPr>
@@ -1350,67 +1992,67 @@
                 <w:rFonts w:ascii="Consolas" w:hAnsi="Consolas"/>
                 <w:sz w:val="18"/>
               </w:rPr>
+              <w:t>QTY</w:t>
+            </w:r>
+          </w:p>
+        </w:tc>
+        <w:tc>
+          <w:tcPr>
+            <w:tcW w:w="2160" w:type="dxa"/>
+          </w:tcPr>
+          <w:p>
+            <w:pPr>
+              <w:rPr>
+                <w:rFonts w:ascii="Consolas" w:hAnsi="Consolas"/>
+                <w:sz w:val="18"/>
+              </w:rPr>
+            </w:pPr>
+            <w:r>
+              <w:rPr>
+                <w:rFonts w:ascii="Consolas" w:hAnsi="Consolas"/>
+                <w:sz w:val="18"/>
+              </w:rPr>
+              <w:t>Price</w:t>
+            </w:r>
+          </w:p>
+        </w:tc>
+        <w:tc>
+          <w:tcPr>
+            <w:tcW w:w="1080" w:type="dxa"/>
+          </w:tcPr>
+          <w:p>
+            <w:pPr>
+              <w:rPr>
+                <w:rFonts w:ascii="Consolas" w:hAnsi="Consolas"/>
+                <w:sz w:val="18"/>
+              </w:rPr>
+            </w:pPr>
+            <w:r>
+              <w:rPr>
+                <w:rFonts w:ascii="Consolas" w:hAnsi="Consolas"/>
+                <w:sz w:val="18"/>
+              </w:rPr>
+              <w:t>Total</w:t>
+            </w:r>
+          </w:p>
+        </w:tc>
+        <w:tc>
+          <w:tcPr>
+            <w:tcW w:w="3330" w:type="dxa"/>
+          </w:tcPr>
+          <w:p>
+            <w:pPr>
+              <w:rPr>
+                <w:rFonts w:ascii="Consolas" w:hAnsi="Consolas"/>
+                <w:sz w:val="18"/>
+              </w:rPr>
+            </w:pPr>
+            <w:r>
+              <w:rPr>
+                <w:rFonts w:ascii="Consolas" w:hAnsi="Consolas"/>
+                <w:sz w:val="18"/>
+              </w:rPr>
               <w:t>Item</w:t>
-            </w:r>
-          </w:p>
-        </w:tc>
-        <w:tc>
-          <w:tcPr>
-            <w:tcW w:w="2160" w:type="dxa"/>
-          </w:tcPr>
-          <w:p>
-            <w:pPr>
-              <w:rPr>
-                <w:rFonts w:ascii="Consolas" w:hAnsi="Consolas"/>
-                <w:sz w:val="18"/>
-              </w:rPr>
-            </w:pPr>
-            <w:r>
-              <w:rPr>
-                <w:rFonts w:ascii="Consolas" w:hAnsi="Consolas"/>
-                <w:sz w:val="18"/>
-              </w:rPr>
-              <w:t>QTY</w:t>
-            </w:r>
-          </w:p>
-        </w:tc>
-        <w:tc>
-          <w:tcPr>
-            <w:tcW w:w="2160" w:type="dxa"/>
-          </w:tcPr>
-          <w:p>
-            <w:pPr>
-              <w:rPr>
-                <w:rFonts w:ascii="Consolas" w:hAnsi="Consolas"/>
-                <w:sz w:val="18"/>
-              </w:rPr>
-            </w:pPr>
-            <w:r>
-              <w:rPr>
-                <w:rFonts w:ascii="Consolas" w:hAnsi="Consolas"/>
-                <w:sz w:val="18"/>
-              </w:rPr>
-              <w:t>Price</w:t>
-            </w:r>
-          </w:p>
-        </w:tc>
-        <w:tc>
-          <w:tcPr>
-            <w:tcW w:w="2065" w:type="dxa"/>
-          </w:tcPr>
-          <w:p>
-            <w:pPr>
-              <w:rPr>
-                <w:rFonts w:ascii="Consolas" w:hAnsi="Consolas"/>
-                <w:sz w:val="18"/>
-              </w:rPr>
-            </w:pPr>
-            <w:r>
-              <w:rPr>
-                <w:rFonts w:ascii="Consolas" w:hAnsi="Consolas"/>
-                <w:sz w:val="18"/>
-              </w:rPr>
-              <w:t>Total</w:t>
             </w:r>
           </w:p>
         </w:tc>
@@ -1418,7 +2060,7 @@
       <w:tr>
         <w:tc>
           <w:tcPr>
-            <w:tcW w:w="2965" w:type="dxa"/>
+            <w:tcW w:w="985" w:type="dxa"/>
           </w:tcPr>
           <w:p>
             <w:pPr>
@@ -1432,67 +2074,67 @@
                 <w:rFonts w:ascii="Consolas" w:hAnsi="Consolas"/>
                 <w:sz w:val="18"/>
               </w:rPr>
+              <w:t>1</w:t>
+            </w:r>
+          </w:p>
+        </w:tc>
+        <w:tc>
+          <w:tcPr>
+            <w:tcW w:w="2160" w:type="dxa"/>
+          </w:tcPr>
+          <w:p>
+            <w:pPr>
+              <w:rPr>
+                <w:rFonts w:ascii="Consolas" w:hAnsi="Consolas"/>
+                <w:sz w:val="18"/>
+              </w:rPr>
+            </w:pPr>
+            <w:r>
+              <w:rPr>
+                <w:rFonts w:ascii="Consolas" w:hAnsi="Consolas"/>
+                <w:sz w:val="18"/>
+              </w:rPr>
+              <w:t>12.99</w:t>
+            </w:r>
+          </w:p>
+        </w:tc>
+        <w:tc>
+          <w:tcPr>
+            <w:tcW w:w="1080" w:type="dxa"/>
+          </w:tcPr>
+          <w:p>
+            <w:pPr>
+              <w:rPr>
+                <w:rFonts w:ascii="Consolas" w:hAnsi="Consolas"/>
+                <w:sz w:val="18"/>
+              </w:rPr>
+            </w:pPr>
+            <w:r>
+              <w:rPr>
+                <w:rFonts w:ascii="Consolas" w:hAnsi="Consolas"/>
+                <w:sz w:val="18"/>
+              </w:rPr>
+              <w:t>12.99</w:t>
+            </w:r>
+          </w:p>
+        </w:tc>
+        <w:tc>
+          <w:tcPr>
+            <w:tcW w:w="3330" w:type="dxa"/>
+          </w:tcPr>
+          <w:p>
+            <w:pPr>
+              <w:rPr>
+                <w:rFonts w:ascii="Consolas" w:hAnsi="Consolas"/>
+                <w:sz w:val="18"/>
+              </w:rPr>
+            </w:pPr>
+            <w:r>
+              <w:rPr>
+                <w:rFonts w:ascii="Consolas" w:hAnsi="Consolas"/>
+                <w:sz w:val="18"/>
+              </w:rPr>
               <w:t>Avril Lavigne – Let Go CD</w:t>
-            </w:r>
-          </w:p>
-        </w:tc>
-        <w:tc>
-          <w:tcPr>
-            <w:tcW w:w="2160" w:type="dxa"/>
-          </w:tcPr>
-          <w:p>
-            <w:pPr>
-              <w:rPr>
-                <w:rFonts w:ascii="Consolas" w:hAnsi="Consolas"/>
-                <w:sz w:val="18"/>
-              </w:rPr>
-            </w:pPr>
-            <w:r>
-              <w:rPr>
-                <w:rFonts w:ascii="Consolas" w:hAnsi="Consolas"/>
-                <w:sz w:val="18"/>
-              </w:rPr>
-              <w:t>1</w:t>
-            </w:r>
-          </w:p>
-        </w:tc>
-        <w:tc>
-          <w:tcPr>
-            <w:tcW w:w="2160" w:type="dxa"/>
-          </w:tcPr>
-          <w:p>
-            <w:pPr>
-              <w:rPr>
-                <w:rFonts w:ascii="Consolas" w:hAnsi="Consolas"/>
-                <w:sz w:val="18"/>
-              </w:rPr>
-            </w:pPr>
-            <w:r>
-              <w:rPr>
-                <w:rFonts w:ascii="Consolas" w:hAnsi="Consolas"/>
-                <w:sz w:val="18"/>
-              </w:rPr>
-              <w:t>12.99</w:t>
-            </w:r>
-          </w:p>
-        </w:tc>
-        <w:tc>
-          <w:tcPr>
-            <w:tcW w:w="2065" w:type="dxa"/>
-          </w:tcPr>
-          <w:p>
-            <w:pPr>
-              <w:rPr>
-                <w:rFonts w:ascii="Consolas" w:hAnsi="Consolas"/>
-                <w:sz w:val="18"/>
-              </w:rPr>
-            </w:pPr>
-            <w:r>
-              <w:rPr>
-                <w:rFonts w:ascii="Consolas" w:hAnsi="Consolas"/>
-                <w:sz w:val="18"/>
-              </w:rPr>
-              <w:t>12.99</w:t>
             </w:r>
           </w:p>
         </w:tc>
@@ -1500,7 +2142,7 @@
       <w:tr>
         <w:tc>
           <w:tcPr>
-            <w:tcW w:w="2965" w:type="dxa"/>
+            <w:tcW w:w="985" w:type="dxa"/>
           </w:tcPr>
           <w:p>
             <w:pPr>
@@ -1514,67 +2156,67 @@
                 <w:rFonts w:ascii="Consolas" w:hAnsi="Consolas"/>
                 <w:sz w:val="18"/>
               </w:rPr>
+              <w:t>2</w:t>
+            </w:r>
+          </w:p>
+        </w:tc>
+        <w:tc>
+          <w:tcPr>
+            <w:tcW w:w="2160" w:type="dxa"/>
+          </w:tcPr>
+          <w:p>
+            <w:pPr>
+              <w:rPr>
+                <w:rFonts w:ascii="Consolas" w:hAnsi="Consolas"/>
+                <w:sz w:val="18"/>
+              </w:rPr>
+            </w:pPr>
+            <w:r>
+              <w:rPr>
+                <w:rFonts w:ascii="Consolas" w:hAnsi="Consolas"/>
+                <w:sz w:val="18"/>
+              </w:rPr>
+              <w:t>11.99</w:t>
+            </w:r>
+          </w:p>
+        </w:tc>
+        <w:tc>
+          <w:tcPr>
+            <w:tcW w:w="1080" w:type="dxa"/>
+          </w:tcPr>
+          <w:p>
+            <w:pPr>
+              <w:rPr>
+                <w:rFonts w:ascii="Consolas" w:hAnsi="Consolas"/>
+                <w:sz w:val="18"/>
+              </w:rPr>
+            </w:pPr>
+            <w:r>
+              <w:rPr>
+                <w:rFonts w:ascii="Consolas" w:hAnsi="Consolas"/>
+                <w:sz w:val="18"/>
+              </w:rPr>
+              <w:t>23.98</w:t>
+            </w:r>
+          </w:p>
+        </w:tc>
+        <w:tc>
+          <w:tcPr>
+            <w:tcW w:w="3330" w:type="dxa"/>
+          </w:tcPr>
+          <w:p>
+            <w:pPr>
+              <w:rPr>
+                <w:rFonts w:ascii="Consolas" w:hAnsi="Consolas"/>
+                <w:sz w:val="18"/>
+              </w:rPr>
+            </w:pPr>
+            <w:r>
+              <w:rPr>
+                <w:rFonts w:ascii="Consolas" w:hAnsi="Consolas"/>
+                <w:sz w:val="18"/>
+              </w:rPr>
               <w:t>Nickelback – Silver Side Up CD</w:t>
-            </w:r>
-          </w:p>
-        </w:tc>
-        <w:tc>
-          <w:tcPr>
-            <w:tcW w:w="2160" w:type="dxa"/>
-          </w:tcPr>
-          <w:p>
-            <w:pPr>
-              <w:rPr>
-                <w:rFonts w:ascii="Consolas" w:hAnsi="Consolas"/>
-                <w:sz w:val="18"/>
-              </w:rPr>
-            </w:pPr>
-            <w:r>
-              <w:rPr>
-                <w:rFonts w:ascii="Consolas" w:hAnsi="Consolas"/>
-                <w:sz w:val="18"/>
-              </w:rPr>
-              <w:t>2</w:t>
-            </w:r>
-          </w:p>
-        </w:tc>
-        <w:tc>
-          <w:tcPr>
-            <w:tcW w:w="2160" w:type="dxa"/>
-          </w:tcPr>
-          <w:p>
-            <w:pPr>
-              <w:rPr>
-                <w:rFonts w:ascii="Consolas" w:hAnsi="Consolas"/>
-                <w:sz w:val="18"/>
-              </w:rPr>
-            </w:pPr>
-            <w:r>
-              <w:rPr>
-                <w:rFonts w:ascii="Consolas" w:hAnsi="Consolas"/>
-                <w:sz w:val="18"/>
-              </w:rPr>
-              <w:t>11.99</w:t>
-            </w:r>
-          </w:p>
-        </w:tc>
-        <w:tc>
-          <w:tcPr>
-            <w:tcW w:w="2065" w:type="dxa"/>
-          </w:tcPr>
-          <w:p>
-            <w:pPr>
-              <w:rPr>
-                <w:rFonts w:ascii="Consolas" w:hAnsi="Consolas"/>
-                <w:sz w:val="18"/>
-              </w:rPr>
-            </w:pPr>
-            <w:r>
-              <w:rPr>
-                <w:rFonts w:ascii="Consolas" w:hAnsi="Consolas"/>
-                <w:sz w:val="18"/>
-              </w:rPr>
-              <w:t>23.98</w:t>
             </w:r>
           </w:p>
         </w:tc>
@@ -1582,7 +2224,7 @@
       <w:tr>
         <w:tc>
           <w:tcPr>
-            <w:tcW w:w="2965" w:type="dxa"/>
+            <w:tcW w:w="985" w:type="dxa"/>
           </w:tcPr>
           <w:p>
             <w:pPr>
@@ -1604,11 +2246,18 @@
                 <w:sz w:val="18"/>
               </w:rPr>
             </w:pPr>
-          </w:p>
-        </w:tc>
-        <w:tc>
-          <w:tcPr>
-            <w:tcW w:w="2160" w:type="dxa"/>
+            <w:r>
+              <w:rPr>
+                <w:rFonts w:ascii="Consolas" w:hAnsi="Consolas"/>
+                <w:sz w:val="18"/>
+              </w:rPr>
+              <w:t>Subtotal</w:t>
+            </w:r>
+          </w:p>
+        </w:tc>
+        <w:tc>
+          <w:tcPr>
+            <w:tcW w:w="1080" w:type="dxa"/>
           </w:tcPr>
           <w:p>
             <w:pPr>
@@ -1622,13 +2271,13 @@
                 <w:rFonts w:ascii="Consolas" w:hAnsi="Consolas"/>
                 <w:sz w:val="18"/>
               </w:rPr>
-              <w:t>Subtotal</w:t>
-            </w:r>
-          </w:p>
-        </w:tc>
-        <w:tc>
-          <w:tcPr>
-            <w:tcW w:w="2065" w:type="dxa"/>
+              <w:t>36.97</w:t>
+            </w:r>
+          </w:p>
+        </w:tc>
+        <w:tc>
+          <w:tcPr>
+            <w:tcW w:w="3330" w:type="dxa"/>
           </w:tcPr>
           <w:p>
             <w:pPr>
@@ -1637,20 +2286,13 @@
                 <w:sz w:val="18"/>
               </w:rPr>
             </w:pPr>
-            <w:r>
-              <w:rPr>
-                <w:rFonts w:ascii="Consolas" w:hAnsi="Consolas"/>
-                <w:sz w:val="18"/>
-              </w:rPr>
-              <w:t>36.97</w:t>
-            </w:r>
           </w:p>
         </w:tc>
       </w:tr>
       <w:tr>
         <w:tc>
           <w:tcPr>
-            <w:tcW w:w="2965" w:type="dxa"/>
+            <w:tcW w:w="985" w:type="dxa"/>
           </w:tcPr>
           <w:p>
             <w:pPr>
@@ -1672,11 +2314,18 @@
                 <w:sz w:val="18"/>
               </w:rPr>
             </w:pPr>
-          </w:p>
-        </w:tc>
-        <w:tc>
-          <w:tcPr>
-            <w:tcW w:w="2160" w:type="dxa"/>
+            <w:r>
+              <w:rPr>
+                <w:rFonts w:ascii="Consolas" w:hAnsi="Consolas"/>
+                <w:sz w:val="18"/>
+              </w:rPr>
+              <w:t>Sales Tax</w:t>
+            </w:r>
+          </w:p>
+        </w:tc>
+        <w:tc>
+          <w:tcPr>
+            <w:tcW w:w="1080" w:type="dxa"/>
           </w:tcPr>
           <w:p>
             <w:pPr>
@@ -1690,13 +2339,13 @@
                 <w:rFonts w:ascii="Consolas" w:hAnsi="Consolas"/>
                 <w:sz w:val="18"/>
               </w:rPr>
-              <w:t>Sales Tax</w:t>
-            </w:r>
-          </w:p>
-        </w:tc>
-        <w:tc>
-          <w:tcPr>
-            <w:tcW w:w="2065" w:type="dxa"/>
+              <w:t>2.22</w:t>
+            </w:r>
+          </w:p>
+        </w:tc>
+        <w:tc>
+          <w:tcPr>
+            <w:tcW w:w="3330" w:type="dxa"/>
           </w:tcPr>
           <w:p>
             <w:pPr>
@@ -1705,20 +2354,13 @@
                 <w:sz w:val="18"/>
               </w:rPr>
             </w:pPr>
-            <w:r>
-              <w:rPr>
-                <w:rFonts w:ascii="Consolas" w:hAnsi="Consolas"/>
-                <w:sz w:val="18"/>
-              </w:rPr>
-              <w:t>2.22</w:t>
-            </w:r>
           </w:p>
         </w:tc>
       </w:tr>
       <w:tr>
         <w:tc>
           <w:tcPr>
-            <w:tcW w:w="2965" w:type="dxa"/>
+            <w:tcW w:w="985" w:type="dxa"/>
           </w:tcPr>
           <w:p>
             <w:pPr>
@@ -1740,11 +2382,18 @@
                 <w:sz w:val="18"/>
               </w:rPr>
             </w:pPr>
-          </w:p>
-        </w:tc>
-        <w:tc>
-          <w:tcPr>
-            <w:tcW w:w="2160" w:type="dxa"/>
+            <w:r>
+              <w:rPr>
+                <w:rFonts w:ascii="Consolas" w:hAnsi="Consolas"/>
+                <w:sz w:val="18"/>
+              </w:rPr>
+              <w:t>Shipping</w:t>
+            </w:r>
+          </w:p>
+        </w:tc>
+        <w:tc>
+          <w:tcPr>
+            <w:tcW w:w="1080" w:type="dxa"/>
           </w:tcPr>
           <w:p>
             <w:pPr>
@@ -1758,13 +2407,13 @@
                 <w:rFonts w:ascii="Consolas" w:hAnsi="Consolas"/>
                 <w:sz w:val="18"/>
               </w:rPr>
-              <w:t>Shipping</w:t>
-            </w:r>
-          </w:p>
-        </w:tc>
-        <w:tc>
-          <w:tcPr>
-            <w:tcW w:w="2065" w:type="dxa"/>
+              <w:t>10.00</w:t>
+            </w:r>
+          </w:p>
+        </w:tc>
+        <w:tc>
+          <w:tcPr>
+            <w:tcW w:w="3330" w:type="dxa"/>
           </w:tcPr>
           <w:p>
             <w:pPr>
@@ -1773,20 +2422,13 @@
                 <w:sz w:val="18"/>
               </w:rPr>
             </w:pPr>
-            <w:r>
-              <w:rPr>
-                <w:rFonts w:ascii="Consolas" w:hAnsi="Consolas"/>
-                <w:sz w:val="18"/>
-              </w:rPr>
-              <w:t>10.00</w:t>
-            </w:r>
           </w:p>
         </w:tc>
       </w:tr>
       <w:tr>
         <w:tc>
           <w:tcPr>
-            <w:tcW w:w="2965" w:type="dxa"/>
+            <w:tcW w:w="985" w:type="dxa"/>
           </w:tcPr>
           <w:p>
             <w:pPr>
@@ -1808,11 +2450,18 @@
                 <w:sz w:val="18"/>
               </w:rPr>
             </w:pPr>
-          </w:p>
-        </w:tc>
-        <w:tc>
-          <w:tcPr>
-            <w:tcW w:w="2160" w:type="dxa"/>
+            <w:r>
+              <w:rPr>
+                <w:rFonts w:ascii="Consolas" w:hAnsi="Consolas"/>
+                <w:sz w:val="18"/>
+              </w:rPr>
+              <w:t>Grand Total</w:t>
+            </w:r>
+          </w:p>
+        </w:tc>
+        <w:tc>
+          <w:tcPr>
+            <w:tcW w:w="1080" w:type="dxa"/>
           </w:tcPr>
           <w:p>
             <w:pPr>
@@ -1826,13 +2475,13 @@
                 <w:rFonts w:ascii="Consolas" w:hAnsi="Consolas"/>
                 <w:sz w:val="18"/>
               </w:rPr>
-              <w:t>Grand Total</w:t>
-            </w:r>
-          </w:p>
-        </w:tc>
-        <w:tc>
-          <w:tcPr>
-            <w:tcW w:w="2065" w:type="dxa"/>
+              <w:t>49.19</w:t>
+            </w:r>
+          </w:p>
+        </w:tc>
+        <w:tc>
+          <w:tcPr>
+            <w:tcW w:w="3330" w:type="dxa"/>
           </w:tcPr>
           <w:p>
             <w:pPr>
@@ -1841,21 +2490,15 @@
                 <w:sz w:val="18"/>
               </w:rPr>
             </w:pPr>
-            <w:r>
-              <w:rPr>
-                <w:rFonts w:ascii="Consolas" w:hAnsi="Consolas"/>
-                <w:sz w:val="18"/>
-              </w:rPr>
-              <w:t>49.19</w:t>
-            </w:r>
           </w:p>
         </w:tc>
       </w:tr>
     </w:tbl>
     <w:p/>
+    <w:p/>
     <w:sectPr>
       <w:pgSz w:w="12240" w:h="15840"/>
-      <w:pgMar w:top="1440" w:right="1440" w:bottom="1440" w:left="1440" w:header="720" w:footer="720" w:gutter="0"/>
+      <w:pgMar w:top="720" w:right="720" w:bottom="720" w:left="720" w:header="720" w:footer="720" w:gutter="0"/>
       <w:cols w:space="720"/>
       <w:docGrid w:linePitch="360"/>
     </w:sectPr>
@@ -1979,6 +2622,92 @@
     </w:lvl>
   </w:abstractNum>
   <w:abstractNum w:abstractNumId="1" w15:restartNumberingAfterBreak="0">
+    <w:nsid w:val="14D32198"/>
+    <w:multiLevelType w:val="hybridMultilevel"/>
+    <w:tmpl w:val="4D669F3A"/>
+    <w:lvl w:ilvl="0" w:tplc="0409000F">
+      <w:start w:val="1"/>
+      <w:numFmt w:val="decimal"/>
+      <w:lvlText w:val="%1."/>
+      <w:lvlJc w:val="left"/>
+      <w:pPr>
+        <w:ind w:left="720" w:hanging="360"/>
+      </w:pPr>
+    </w:lvl>
+    <w:lvl w:ilvl="1" w:tplc="04090019">
+      <w:start w:val="1"/>
+      <w:numFmt w:val="lowerLetter"/>
+      <w:lvlText w:val="%2."/>
+      <w:lvlJc w:val="left"/>
+      <w:pPr>
+        <w:ind w:left="1440" w:hanging="360"/>
+      </w:pPr>
+    </w:lvl>
+    <w:lvl w:ilvl="2" w:tplc="0409001B">
+      <w:start w:val="1"/>
+      <w:numFmt w:val="lowerRoman"/>
+      <w:lvlText w:val="%3."/>
+      <w:lvlJc w:val="right"/>
+      <w:pPr>
+        <w:ind w:left="2160" w:hanging="180"/>
+      </w:pPr>
+    </w:lvl>
+    <w:lvl w:ilvl="3" w:tplc="0409000F">
+      <w:start w:val="1"/>
+      <w:numFmt w:val="decimal"/>
+      <w:lvlText w:val="%4."/>
+      <w:lvlJc w:val="left"/>
+      <w:pPr>
+        <w:ind w:left="2880" w:hanging="360"/>
+      </w:pPr>
+    </w:lvl>
+    <w:lvl w:ilvl="4" w:tplc="04090019" w:tentative="1">
+      <w:start w:val="1"/>
+      <w:numFmt w:val="lowerLetter"/>
+      <w:lvlText w:val="%5."/>
+      <w:lvlJc w:val="left"/>
+      <w:pPr>
+        <w:ind w:left="3600" w:hanging="360"/>
+      </w:pPr>
+    </w:lvl>
+    <w:lvl w:ilvl="5" w:tplc="0409001B" w:tentative="1">
+      <w:start w:val="1"/>
+      <w:numFmt w:val="lowerRoman"/>
+      <w:lvlText w:val="%6."/>
+      <w:lvlJc w:val="right"/>
+      <w:pPr>
+        <w:ind w:left="4320" w:hanging="180"/>
+      </w:pPr>
+    </w:lvl>
+    <w:lvl w:ilvl="6" w:tplc="0409000F" w:tentative="1">
+      <w:start w:val="1"/>
+      <w:numFmt w:val="decimal"/>
+      <w:lvlText w:val="%7."/>
+      <w:lvlJc w:val="left"/>
+      <w:pPr>
+        <w:ind w:left="5040" w:hanging="360"/>
+      </w:pPr>
+    </w:lvl>
+    <w:lvl w:ilvl="7" w:tplc="04090019" w:tentative="1">
+      <w:start w:val="1"/>
+      <w:numFmt w:val="lowerLetter"/>
+      <w:lvlText w:val="%8."/>
+      <w:lvlJc w:val="left"/>
+      <w:pPr>
+        <w:ind w:left="5760" w:hanging="360"/>
+      </w:pPr>
+    </w:lvl>
+    <w:lvl w:ilvl="8" w:tplc="0409001B" w:tentative="1">
+      <w:start w:val="1"/>
+      <w:numFmt w:val="lowerRoman"/>
+      <w:lvlText w:val="%9."/>
+      <w:lvlJc w:val="right"/>
+      <w:pPr>
+        <w:ind w:left="6480" w:hanging="180"/>
+      </w:pPr>
+    </w:lvl>
+  </w:abstractNum>
+  <w:abstractNum w:abstractNumId="2" w15:restartNumberingAfterBreak="0">
     <w:nsid w:val="2F5101B6"/>
     <w:multiLevelType w:val="hybridMultilevel"/>
     <w:tmpl w:val="9F0E8E34"/>
@@ -2064,7 +2793,7 @@
       </w:pPr>
     </w:lvl>
   </w:abstractNum>
-  <w:abstractNum w:abstractNumId="2" w15:restartNumberingAfterBreak="0">
+  <w:abstractNum w:abstractNumId="3" w15:restartNumberingAfterBreak="0">
     <w:nsid w:val="43902BAC"/>
     <w:multiLevelType w:val="hybridMultilevel"/>
     <w:tmpl w:val="3358004C"/>
@@ -2154,10 +2883,13 @@
     <w:abstractNumId w:val="0"/>
   </w:num>
   <w:num w:numId="2">
-    <w:abstractNumId w:val="1"/>
+    <w:abstractNumId w:val="2"/>
   </w:num>
   <w:num w:numId="3">
-    <w:abstractNumId w:val="2"/>
+    <w:abstractNumId w:val="3"/>
+  </w:num>
+  <w:num w:numId="4">
+    <w:abstractNumId w:val="1"/>
   </w:num>
 </w:numbering>
 </file>
